--- a/Module-1/Session1.docx
+++ b/Module-1/Session1.docx
@@ -5,20 +5,43 @@
     <w:p>
       <w:pPr>
         <w:spacing w:line="240" w:lineRule="auto"/>
-        <w:rPr>
-          <w:b/>
-          <w:bCs/>
-          <w:sz w:val="24"/>
-          <w:szCs w:val="24"/>
-          <w:lang w:val="en-US"/>
-        </w:rPr>
-      </w:pPr>
-      <w:r>
-        <w:rPr>
-          <w:b/>
-          <w:bCs/>
-          <w:sz w:val="24"/>
-          <w:szCs w:val="24"/>
+        <w:jc w:val="center"/>
+        <w:rPr>
+          <w:b/>
+          <w:bCs/>
+          <w:sz w:val="28"/>
+          <w:szCs w:val="28"/>
+          <w:lang w:val="en-US"/>
+        </w:rPr>
+      </w:pPr>
+      <w:r>
+        <w:rPr>
+          <w:b/>
+          <w:bCs/>
+          <w:sz w:val="28"/>
+          <w:szCs w:val="28"/>
+          <w:lang w:val="en-US"/>
+        </w:rPr>
+        <w:t>Module-1</w:t>
+      </w:r>
+    </w:p>
+    <w:p>
+      <w:pPr>
+        <w:spacing w:line="240" w:lineRule="auto"/>
+        <w:rPr>
+          <w:b/>
+          <w:bCs/>
+          <w:sz w:val="28"/>
+          <w:szCs w:val="28"/>
+          <w:lang w:val="en-US"/>
+        </w:rPr>
+      </w:pPr>
+      <w:r>
+        <w:rPr>
+          <w:b/>
+          <w:bCs/>
+          <w:sz w:val="28"/>
+          <w:szCs w:val="28"/>
           <w:lang w:val="en-US"/>
         </w:rPr>
         <w:t>Session1:</w:t>
@@ -27,17 +50,34 @@
     <w:p>
       <w:pPr>
         <w:spacing w:line="240" w:lineRule="auto"/>
-        <w:rPr>
-          <w:lang w:val="en-US"/>
-        </w:rPr>
-      </w:pPr>
-      <w:r>
-        <w:rPr>
-          <w:b/>
-          <w:bCs/>
-          <w:lang w:val="en-US"/>
-        </w:rPr>
-        <w:t>Question1:</w:t>
+        <w:ind w:left="720"/>
+        <w:rPr>
+          <w:lang w:val="en-US"/>
+        </w:rPr>
+      </w:pPr>
+      <w:r>
+        <w:rPr>
+          <w:b/>
+          <w:bCs/>
+          <w:lang w:val="en-US"/>
+        </w:rPr>
+        <w:t>Que</w:t>
+      </w:r>
+      <w:r>
+        <w:rPr>
+          <w:b/>
+          <w:bCs/>
+          <w:lang w:val="en-US"/>
+        </w:rPr>
+        <w:t>s</w:t>
+      </w:r>
+      <w:r>
+        <w:rPr>
+          <w:b/>
+          <w:bCs/>
+          <w:lang w:val="en-US"/>
+        </w:rPr>
+        <w:t>1:</w:t>
       </w:r>
       <w:r>
         <w:rPr>
@@ -49,29 +89,56 @@
     <w:p>
       <w:pPr>
         <w:spacing w:line="240" w:lineRule="auto"/>
-        <w:rPr>
-          <w:lang w:val="en-US"/>
-        </w:rPr>
-      </w:pPr>
-      <w:r>
-        <w:rPr>
-          <w:b/>
-          <w:bCs/>
-          <w:lang w:val="en-US"/>
-        </w:rPr>
-        <w:t>Answer:</w:t>
-      </w:r>
-      <w:r>
-        <w:rPr>
-          <w:lang w:val="en-US"/>
-        </w:rPr>
-        <w:t xml:space="preserve"> 5 IT jobs name –</w:t>
-      </w:r>
-    </w:p>
-    <w:p>
-      <w:pPr>
-        <w:spacing w:line="240" w:lineRule="auto"/>
-        <w:ind w:firstLine="720"/>
+        <w:ind w:left="720"/>
+        <w:rPr>
+          <w:lang w:val="en-US"/>
+        </w:rPr>
+      </w:pPr>
+      <w:r>
+        <w:rPr>
+          <w:b/>
+          <w:bCs/>
+          <w:lang w:val="en-US"/>
+        </w:rPr>
+        <w:t>Ans:</w:t>
+      </w:r>
+      <w:r>
+        <w:rPr>
+          <w:b/>
+          <w:bCs/>
+          <w:lang w:val="en-US"/>
+        </w:rPr>
+        <w:t xml:space="preserve"> </w:t>
+      </w:r>
+      <w:r>
+        <w:rPr>
+          <w:lang w:val="en-US"/>
+        </w:rPr>
+        <w:t>Name</w:t>
+      </w:r>
+      <w:r>
+        <w:rPr>
+          <w:lang w:val="en-US"/>
+        </w:rPr>
+        <w:t xml:space="preserve"> 5 IT jobs </w:t>
+      </w:r>
+      <w:r>
+        <w:rPr>
+          <w:lang w:val="en-US"/>
+        </w:rPr>
+        <w:t>roles</w:t>
+      </w:r>
+      <w:r>
+        <w:rPr>
+          <w:lang w:val="en-US"/>
+        </w:rPr>
+        <w:t xml:space="preserve"> –</w:t>
+      </w:r>
+    </w:p>
+    <w:p>
+      <w:pPr>
+        <w:spacing w:line="240" w:lineRule="auto"/>
+        <w:ind w:left="1440"/>
         <w:rPr>
           <w:lang w:val="en-US"/>
         </w:rPr>
@@ -94,6 +161,114 @@
     <w:p>
       <w:pPr>
         <w:spacing w:line="240" w:lineRule="auto"/>
+        <w:ind w:left="1440"/>
+        <w:rPr>
+          <w:lang w:val="en-US"/>
+        </w:rPr>
+      </w:pPr>
+      <w:r>
+        <w:rPr>
+          <w:b/>
+          <w:bCs/>
+          <w:lang w:val="en-US"/>
+        </w:rPr>
+        <w:t>2. Data Analyst:</w:t>
+      </w:r>
+      <w:r>
+        <w:rPr>
+          <w:lang w:val="en-US"/>
+        </w:rPr>
+        <w:t xml:space="preserve"> Collects, processes, and analyzes data to help business make decisions.</w:t>
+      </w:r>
+    </w:p>
+    <w:p>
+      <w:pPr>
+        <w:spacing w:line="240" w:lineRule="auto"/>
+        <w:ind w:left="1440"/>
+        <w:rPr>
+          <w:lang w:val="en-US"/>
+        </w:rPr>
+      </w:pPr>
+      <w:r>
+        <w:rPr>
+          <w:b/>
+          <w:bCs/>
+          <w:lang w:val="en-US"/>
+        </w:rPr>
+        <w:t>3.</w:t>
+      </w:r>
+      <w:r>
+        <w:rPr>
+          <w:b/>
+          <w:bCs/>
+          <w:lang w:val="en-US"/>
+        </w:rPr>
+        <w:t>C</w:t>
+      </w:r>
+      <w:r>
+        <w:rPr>
+          <w:b/>
+          <w:bCs/>
+          <w:lang w:val="en-US"/>
+        </w:rPr>
+        <w:t>ybersecurity Analyst:</w:t>
+      </w:r>
+      <w:r>
+        <w:rPr>
+          <w:lang w:val="en-US"/>
+        </w:rPr>
+        <w:t xml:space="preserve"> Protects an organization’s computer networks and systems from cyberattacks.</w:t>
+      </w:r>
+    </w:p>
+    <w:p>
+      <w:pPr>
+        <w:spacing w:line="240" w:lineRule="auto"/>
+        <w:ind w:left="1440"/>
+        <w:rPr>
+          <w:lang w:val="en-US"/>
+        </w:rPr>
+      </w:pPr>
+      <w:r>
+        <w:rPr>
+          <w:b/>
+          <w:bCs/>
+          <w:lang w:val="en-US"/>
+        </w:rPr>
+        <w:t>4. DevOps Engineer:</w:t>
+      </w:r>
+      <w:r>
+        <w:rPr>
+          <w:lang w:val="en-US"/>
+        </w:rPr>
+        <w:t xml:space="preserve"> Bridges software development and IT operations to automate and speed up code deployment.</w:t>
+      </w:r>
+    </w:p>
+    <w:p>
+      <w:pPr>
+        <w:spacing w:line="240" w:lineRule="auto"/>
+        <w:ind w:left="1440"/>
+        <w:rPr>
+          <w:lang w:val="en-US"/>
+        </w:rPr>
+      </w:pPr>
+      <w:r>
+        <w:rPr>
+          <w:b/>
+          <w:bCs/>
+          <w:lang w:val="en-US"/>
+        </w:rPr>
+        <w:t>5. Cloud Architect:</w:t>
+      </w:r>
+      <w:r>
+        <w:rPr>
+          <w:lang w:val="en-US"/>
+        </w:rPr>
+        <w:t xml:space="preserve"> Designs and manages an organization’s cloud computing strategy and infrastructure.</w:t>
+      </w:r>
+    </w:p>
+    <w:p>
+      <w:pPr>
+        <w:spacing w:line="240" w:lineRule="auto"/>
         <w:ind w:left="720"/>
         <w:rPr>
           <w:lang w:val="en-US"/>
@@ -105,13 +280,13 @@
           <w:bCs/>
           <w:lang w:val="en-US"/>
         </w:rPr>
-        <w:t>2. Data Analyst:</w:t>
-      </w:r>
-      <w:r>
-        <w:rPr>
-          <w:lang w:val="en-US"/>
-        </w:rPr>
-        <w:t xml:space="preserve"> Collects, processes, and analyzes data to help business make decisions.</w:t>
+        <w:t>Ques2:</w:t>
+      </w:r>
+      <w:r>
+        <w:rPr>
+          <w:lang w:val="en-US"/>
+        </w:rPr>
+        <w:t xml:space="preserve"> List 3 product companies and 3 service companies with one example of work each does?</w:t>
       </w:r>
     </w:p>
     <w:p>
@@ -128,97 +303,7 @@
           <w:bCs/>
           <w:lang w:val="en-US"/>
         </w:rPr>
-        <w:t>3.cybersecurity Analyst:</w:t>
-      </w:r>
-      <w:r>
-        <w:rPr>
-          <w:lang w:val="en-US"/>
-        </w:rPr>
-        <w:t xml:space="preserve"> Protects an organization’s computer networks and systems from cyberattacks.</w:t>
-      </w:r>
-    </w:p>
-    <w:p>
-      <w:pPr>
-        <w:spacing w:line="240" w:lineRule="auto"/>
-        <w:ind w:left="720"/>
-        <w:rPr>
-          <w:lang w:val="en-US"/>
-        </w:rPr>
-      </w:pPr>
-      <w:r>
-        <w:rPr>
-          <w:b/>
-          <w:bCs/>
-          <w:lang w:val="en-US"/>
-        </w:rPr>
-        <w:t>4. DevOps Engineer:</w:t>
-      </w:r>
-      <w:r>
-        <w:rPr>
-          <w:lang w:val="en-US"/>
-        </w:rPr>
-        <w:t xml:space="preserve"> Bridges software development and IT operations to automate and speed up code deployment.</w:t>
-      </w:r>
-    </w:p>
-    <w:p>
-      <w:pPr>
-        <w:spacing w:line="240" w:lineRule="auto"/>
-        <w:ind w:left="720"/>
-        <w:rPr>
-          <w:lang w:val="en-US"/>
-        </w:rPr>
-      </w:pPr>
-      <w:r>
-        <w:rPr>
-          <w:b/>
-          <w:bCs/>
-          <w:lang w:val="en-US"/>
-        </w:rPr>
-        <w:t>5. Cloud Architect:</w:t>
-      </w:r>
-      <w:r>
-        <w:rPr>
-          <w:lang w:val="en-US"/>
-        </w:rPr>
-        <w:t xml:space="preserve"> Designs and manages an organization’s cloud computing strategy and infrastructure.</w:t>
-      </w:r>
-    </w:p>
-    <w:p>
-      <w:pPr>
-        <w:spacing w:line="240" w:lineRule="auto"/>
-        <w:rPr>
-          <w:lang w:val="en-US"/>
-        </w:rPr>
-      </w:pPr>
-      <w:r>
-        <w:rPr>
-          <w:b/>
-          <w:bCs/>
-          <w:lang w:val="en-US"/>
-        </w:rPr>
-        <w:t>Question2:</w:t>
-      </w:r>
-      <w:r>
-        <w:rPr>
-          <w:lang w:val="en-US"/>
-        </w:rPr>
-        <w:t xml:space="preserve"> List 3 product companies and 3 service companies with one example of work each does?</w:t>
-      </w:r>
-    </w:p>
-    <w:p>
-      <w:pPr>
-        <w:spacing w:line="240" w:lineRule="auto"/>
-        <w:rPr>
-          <w:lang w:val="en-US"/>
-        </w:rPr>
-      </w:pPr>
-      <w:r>
-        <w:rPr>
-          <w:b/>
-          <w:bCs/>
-          <w:lang w:val="en-US"/>
-        </w:rPr>
-        <w:t>Answer:</w:t>
+        <w:t>Ans:</w:t>
       </w:r>
       <w:r>
         <w:rPr>
@@ -235,6 +320,7 @@
           <w:numId w:val="5"/>
         </w:numPr>
         <w:spacing w:line="240" w:lineRule="auto"/>
+        <w:ind w:left="1080"/>
         <w:rPr>
           <w:lang w:val="en-US"/>
         </w:rPr>
@@ -254,6 +340,7 @@
           <w:numId w:val="1"/>
         </w:numPr>
         <w:spacing w:line="240" w:lineRule="auto"/>
+        <w:ind w:left="1440"/>
         <w:rPr>
           <w:lang w:val="en-US"/>
         </w:rPr>
@@ -281,6 +368,7 @@
           <w:numId w:val="1"/>
         </w:numPr>
         <w:spacing w:line="240" w:lineRule="auto"/>
+        <w:ind w:left="1440"/>
         <w:rPr>
           <w:lang w:val="en-US"/>
         </w:rPr>
@@ -308,6 +396,7 @@
           <w:numId w:val="1"/>
         </w:numPr>
         <w:spacing w:line="240" w:lineRule="auto"/>
+        <w:ind w:left="1440"/>
         <w:rPr>
           <w:lang w:val="en-US"/>
         </w:rPr>
@@ -335,6 +424,7 @@
           <w:numId w:val="5"/>
         </w:numPr>
         <w:spacing w:line="240" w:lineRule="auto"/>
+        <w:ind w:left="1080"/>
         <w:rPr>
           <w:lang w:val="en-US"/>
         </w:rPr>
@@ -354,27 +444,34 @@
           <w:numId w:val="2"/>
         </w:numPr>
         <w:spacing w:line="240" w:lineRule="auto"/>
-        <w:rPr>
-          <w:lang w:val="en-US"/>
-        </w:rPr>
-      </w:pPr>
-      <w:proofErr w:type="gramStart"/>
-      <w:r>
-        <w:rPr>
-          <w:b/>
-          <w:bCs/>
-          <w:lang w:val="en-US"/>
-        </w:rPr>
-        <w:t>TCS(</w:t>
-      </w:r>
-      <w:proofErr w:type="gramEnd"/>
-      <w:r>
-        <w:rPr>
-          <w:b/>
-          <w:bCs/>
-          <w:lang w:val="en-US"/>
-        </w:rPr>
-        <w:t>Tata Consultancy Services)-</w:t>
+        <w:ind w:left="1440"/>
+        <w:rPr>
+          <w:lang w:val="en-US"/>
+        </w:rPr>
+      </w:pPr>
+      <w:r>
+        <w:rPr>
+          <w:b/>
+          <w:bCs/>
+          <w:lang w:val="en-US"/>
+        </w:rPr>
+        <w:t>TCS</w:t>
+      </w:r>
+      <w:r>
+        <w:rPr>
+          <w:b/>
+          <w:bCs/>
+          <w:lang w:val="en-US"/>
+        </w:rPr>
+        <w:t xml:space="preserve"> </w:t>
+      </w:r>
+      <w:r>
+        <w:rPr>
+          <w:b/>
+          <w:bCs/>
+          <w:lang w:val="en-US"/>
+        </w:rPr>
+        <w:t>(Tata Consultancy Services)-</w:t>
       </w:r>
       <w:r>
         <w:rPr>
@@ -391,6 +488,7 @@
           <w:numId w:val="2"/>
         </w:numPr>
         <w:spacing w:line="240" w:lineRule="auto"/>
+        <w:ind w:left="1440"/>
         <w:rPr>
           <w:lang w:val="en-US"/>
         </w:rPr>
@@ -418,6 +516,7 @@
           <w:numId w:val="2"/>
         </w:numPr>
         <w:spacing w:line="240" w:lineRule="auto"/>
+        <w:ind w:left="1440"/>
         <w:rPr>
           <w:lang w:val="en-US"/>
         </w:rPr>
@@ -440,17 +539,18 @@
     <w:p>
       <w:pPr>
         <w:spacing w:line="240" w:lineRule="auto"/>
-        <w:rPr>
-          <w:lang w:val="en-US"/>
-        </w:rPr>
-      </w:pPr>
-      <w:r>
-        <w:rPr>
-          <w:b/>
-          <w:bCs/>
-          <w:lang w:val="en-US"/>
-        </w:rPr>
-        <w:t>Question3:</w:t>
+        <w:ind w:firstLine="720"/>
+        <w:rPr>
+          <w:lang w:val="en-US"/>
+        </w:rPr>
+      </w:pPr>
+      <w:r>
+        <w:rPr>
+          <w:b/>
+          <w:bCs/>
+          <w:lang w:val="en-US"/>
+        </w:rPr>
+        <w:t>Ques3:</w:t>
       </w:r>
       <w:r>
         <w:rPr>
@@ -462,17 +562,18 @@
     <w:p>
       <w:pPr>
         <w:spacing w:line="240" w:lineRule="auto"/>
-        <w:rPr>
-          <w:lang w:val="en-US"/>
-        </w:rPr>
-      </w:pPr>
-      <w:r>
-        <w:rPr>
-          <w:b/>
-          <w:bCs/>
-          <w:lang w:val="en-US"/>
-        </w:rPr>
-        <w:t>Answer:</w:t>
+        <w:ind w:firstLine="720"/>
+        <w:rPr>
+          <w:lang w:val="en-US"/>
+        </w:rPr>
+      </w:pPr>
+      <w:r>
+        <w:rPr>
+          <w:b/>
+          <w:bCs/>
+          <w:lang w:val="en-US"/>
+        </w:rPr>
+        <w:t>Ans:</w:t>
       </w:r>
       <w:r>
         <w:rPr>
@@ -480,6 +581,19 @@
         </w:rPr>
         <w:t xml:space="preserve"> </w:t>
       </w:r>
+    </w:p>
+    <w:p>
+      <w:pPr>
+        <w:pStyle w:val="ListParagraph"/>
+        <w:numPr>
+          <w:ilvl w:val="0"/>
+          <w:numId w:val="6"/>
+        </w:numPr>
+        <w:spacing w:line="240" w:lineRule="auto"/>
+        <w:rPr>
+          <w:lang w:val="en-US"/>
+        </w:rPr>
+      </w:pPr>
       <w:r>
         <w:rPr>
           <w:b/>
@@ -497,35 +611,23 @@
     </w:p>
     <w:p>
       <w:pPr>
-        <w:spacing w:line="240" w:lineRule="auto"/>
-        <w:ind w:left="720"/>
-        <w:rPr>
-          <w:lang w:val="en-US"/>
-        </w:rPr>
-      </w:pPr>
-      <w:r>
-        <w:rPr>
-          <w:b/>
-          <w:bCs/>
-          <w:lang w:val="en-US"/>
-        </w:rPr>
-        <w:t>Slack</w:t>
-      </w:r>
-      <w:r>
-        <w:rPr>
-          <w:b/>
-          <w:bCs/>
-          <w:lang w:val="en-US"/>
-        </w:rPr>
-        <w:t xml:space="preserve"> </w:t>
-      </w:r>
-      <w:r>
-        <w:rPr>
-          <w:b/>
-          <w:bCs/>
-          <w:lang w:val="en-US"/>
-        </w:rPr>
-        <w:t>(Searchable Log of All Communication and Knowledge):</w:t>
+        <w:pStyle w:val="ListParagraph"/>
+        <w:numPr>
+          <w:ilvl w:val="0"/>
+          <w:numId w:val="6"/>
+        </w:numPr>
+        <w:spacing w:line="240" w:lineRule="auto"/>
+        <w:rPr>
+          <w:lang w:val="en-US"/>
+        </w:rPr>
+      </w:pPr>
+      <w:r>
+        <w:rPr>
+          <w:b/>
+          <w:bCs/>
+          <w:lang w:val="en-US"/>
+        </w:rPr>
+        <w:t>Slack (Searchable Log of All Communication and Knowledge):</w:t>
       </w:r>
       <w:r>
         <w:rPr>
@@ -536,8 +638,12 @@
     </w:p>
     <w:p>
       <w:pPr>
-        <w:spacing w:line="240" w:lineRule="auto"/>
-        <w:ind w:left="720"/>
+        <w:pStyle w:val="ListParagraph"/>
+        <w:numPr>
+          <w:ilvl w:val="0"/>
+          <w:numId w:val="6"/>
+        </w:numPr>
+        <w:spacing w:line="240" w:lineRule="auto"/>
         <w:rPr>
           <w:lang w:val="en-US"/>
         </w:rPr>
@@ -559,35 +665,23 @@
     </w:p>
     <w:p>
       <w:pPr>
-        <w:spacing w:line="240" w:lineRule="auto"/>
-        <w:ind w:left="720"/>
-        <w:rPr>
-          <w:lang w:val="en-US"/>
-        </w:rPr>
-      </w:pPr>
-      <w:r>
-        <w:rPr>
-          <w:b/>
-          <w:bCs/>
-          <w:lang w:val="en-US"/>
-        </w:rPr>
-        <w:t>IDE</w:t>
-      </w:r>
-      <w:r>
-        <w:rPr>
-          <w:b/>
-          <w:bCs/>
-          <w:lang w:val="en-US"/>
-        </w:rPr>
-        <w:t xml:space="preserve"> </w:t>
-      </w:r>
-      <w:r>
-        <w:rPr>
-          <w:b/>
-          <w:bCs/>
-          <w:lang w:val="en-US"/>
-        </w:rPr>
-        <w:t>(Integrated Development Kit):</w:t>
+        <w:pStyle w:val="ListParagraph"/>
+        <w:numPr>
+          <w:ilvl w:val="0"/>
+          <w:numId w:val="6"/>
+        </w:numPr>
+        <w:spacing w:line="240" w:lineRule="auto"/>
+        <w:rPr>
+          <w:lang w:val="en-US"/>
+        </w:rPr>
+      </w:pPr>
+      <w:r>
+        <w:rPr>
+          <w:b/>
+          <w:bCs/>
+          <w:lang w:val="en-US"/>
+        </w:rPr>
+        <w:t>IDE (Integrated Development Kit):</w:t>
       </w:r>
       <w:r>
         <w:rPr>
@@ -598,18 +692,23 @@
     </w:p>
     <w:p>
       <w:pPr>
-        <w:spacing w:line="240" w:lineRule="auto"/>
-        <w:ind w:left="720"/>
-        <w:rPr>
-          <w:lang w:val="en-US"/>
-        </w:rPr>
-      </w:pPr>
-      <w:r>
-        <w:rPr>
-          <w:b/>
-          <w:bCs/>
-          <w:lang w:val="en-US"/>
-        </w:rPr>
+        <w:pStyle w:val="ListParagraph"/>
+        <w:numPr>
+          <w:ilvl w:val="0"/>
+          <w:numId w:val="6"/>
+        </w:numPr>
+        <w:spacing w:line="240" w:lineRule="auto"/>
+        <w:rPr>
+          <w:lang w:val="en-US"/>
+        </w:rPr>
+      </w:pPr>
+      <w:r>
+        <w:rPr>
+          <w:b/>
+          <w:bCs/>
+          <w:lang w:val="en-US"/>
+        </w:rPr>
+        <w:lastRenderedPageBreak/>
         <w:t>API (Application Programming Interface):</w:t>
       </w:r>
       <w:r>
@@ -622,29 +721,49 @@
     <w:p>
       <w:pPr>
         <w:spacing w:line="240" w:lineRule="auto"/>
-        <w:rPr>
-          <w:lang w:val="en-US"/>
-        </w:rPr>
-      </w:pPr>
-      <w:r>
-        <w:rPr>
-          <w:b/>
-          <w:bCs/>
-          <w:lang w:val="en-US"/>
-        </w:rPr>
-        <w:t>Question4:</w:t>
+        <w:ind w:firstLine="720"/>
+        <w:rPr>
+          <w:lang w:val="en-US"/>
+        </w:rPr>
+      </w:pPr>
+      <w:r>
+        <w:rPr>
+          <w:b/>
+          <w:bCs/>
+          <w:lang w:val="en-US"/>
+        </w:rPr>
+        <w:t>Ques4:</w:t>
       </w:r>
       <w:r>
         <w:rPr>
           <w:lang w:val="en-US"/>
         </w:rPr>
         <w:t xml:space="preserve"> Name any 5 programming languages and mention one popular use case for each.</w:t>
+      </w:r>
+    </w:p>
+    <w:p>
+      <w:pPr>
+        <w:spacing w:line="240" w:lineRule="auto"/>
+        <w:ind w:firstLine="720"/>
+        <w:rPr>
+          <w:b/>
+          <w:bCs/>
+          <w:lang w:val="en-US"/>
+        </w:rPr>
+      </w:pPr>
+      <w:r>
+        <w:rPr>
+          <w:b/>
+          <w:bCs/>
+          <w:lang w:val="en-US"/>
+        </w:rPr>
+        <w:t>Ans:</w:t>
       </w:r>
     </w:p>
     <w:tbl>
       <w:tblPr>
-        <w:tblW w:w="8684" w:type="dxa"/>
-        <w:tblInd w:w="445" w:type="dxa"/>
+        <w:tblpPr w:leftFromText="180" w:rightFromText="180" w:vertAnchor="text" w:horzAnchor="page" w:tblpX="2317" w:tblpY="-44"/>
+        <w:tblW w:w="8599" w:type="dxa"/>
         <w:tblBorders>
           <w:top w:val="single" w:sz="4" w:space="0" w:color="auto"/>
           <w:left w:val="single" w:sz="4" w:space="0" w:color="auto"/>
@@ -656,16 +775,16 @@
         <w:tblLook w:val="0000" w:firstRow="0" w:lastRow="0" w:firstColumn="0" w:lastColumn="0" w:noHBand="0" w:noVBand="0"/>
       </w:tblPr>
       <w:tblGrid>
-        <w:gridCol w:w="2520"/>
-        <w:gridCol w:w="6164"/>
+        <w:gridCol w:w="2495"/>
+        <w:gridCol w:w="6104"/>
       </w:tblGrid>
       <w:tr>
         <w:trPr>
-          <w:trHeight w:val="3068"/>
+          <w:trHeight w:val="2960"/>
         </w:trPr>
         <w:tc>
           <w:tcPr>
-            <w:tcW w:w="2520" w:type="dxa"/>
+            <w:tcW w:w="2495" w:type="dxa"/>
           </w:tcPr>
           <w:p>
             <w:pPr>
@@ -682,7 +801,6 @@
                 <w:bCs/>
                 <w:lang w:val="en-US"/>
               </w:rPr>
-              <w:lastRenderedPageBreak/>
               <w:t>Programming Language</w:t>
             </w:r>
           </w:p>
@@ -790,7 +908,7 @@
         </w:tc>
         <w:tc>
           <w:tcPr>
-            <w:tcW w:w="6164" w:type="dxa"/>
+            <w:tcW w:w="6104" w:type="dxa"/>
           </w:tcPr>
           <w:p>
             <w:pPr>
@@ -905,23 +1023,6 @@
               <w:t>Used to developing Windows applications and Unity games.</w:t>
             </w:r>
           </w:p>
-          <w:p>
-            <w:pPr>
-              <w:pStyle w:val="ListParagraph"/>
-              <w:spacing w:line="240" w:lineRule="auto"/>
-              <w:rPr>
-                <w:lang w:val="en-US"/>
-              </w:rPr>
-            </w:pPr>
-          </w:p>
-          <w:p>
-            <w:pPr>
-              <w:spacing w:line="240" w:lineRule="auto"/>
-              <w:rPr>
-                <w:lang w:val="en-US"/>
-              </w:rPr>
-            </w:pPr>
-          </w:p>
         </w:tc>
       </w:tr>
     </w:tbl>
@@ -938,17 +1039,18 @@
     <w:p>
       <w:pPr>
         <w:spacing w:line="240" w:lineRule="auto"/>
-        <w:rPr>
-          <w:lang w:val="en-US"/>
-        </w:rPr>
-      </w:pPr>
-      <w:r>
-        <w:rPr>
-          <w:b/>
-          <w:bCs/>
-          <w:lang w:val="en-US"/>
-        </w:rPr>
-        <w:t>Question5:</w:t>
+        <w:ind w:firstLine="720"/>
+        <w:rPr>
+          <w:lang w:val="en-US"/>
+        </w:rPr>
+      </w:pPr>
+      <w:r>
+        <w:rPr>
+          <w:b/>
+          <w:bCs/>
+          <w:lang w:val="en-US"/>
+        </w:rPr>
+        <w:t>Ques5:</w:t>
       </w:r>
       <w:r>
         <w:rPr>
@@ -960,33 +1062,46 @@
     <w:p>
       <w:pPr>
         <w:spacing w:line="240" w:lineRule="auto"/>
-        <w:rPr>
-          <w:b/>
-          <w:bCs/>
-          <w:lang w:val="en-US"/>
-        </w:rPr>
-      </w:pPr>
-      <w:r>
-        <w:rPr>
-          <w:b/>
-          <w:bCs/>
-          <w:lang w:val="en-US"/>
-        </w:rPr>
-        <w:t>Answer:</w:t>
-      </w:r>
-      <w:r>
-        <w:rPr>
-          <w:b/>
-          <w:bCs/>
-          <w:lang w:val="en-US"/>
-        </w:rPr>
-        <w:t xml:space="preserve"> Difference between developer and tester-</w:t>
+        <w:ind w:firstLine="720"/>
+        <w:rPr>
+          <w:b/>
+          <w:bCs/>
+          <w:lang w:val="en-US"/>
+        </w:rPr>
+      </w:pPr>
+      <w:r>
+        <w:rPr>
+          <w:b/>
+          <w:bCs/>
+          <w:lang w:val="en-US"/>
+        </w:rPr>
+        <w:t>Ans:</w:t>
+      </w:r>
+      <w:r>
+        <w:rPr>
+          <w:b/>
+          <w:bCs/>
+          <w:lang w:val="en-US"/>
+        </w:rPr>
+        <w:t xml:space="preserve"> </w:t>
+      </w:r>
+      <w:r>
+        <w:rPr>
+          <w:lang w:val="en-US"/>
+        </w:rPr>
+        <w:t>Difference between developer and tester</w:t>
+      </w:r>
+      <w:r>
+        <w:rPr>
+          <w:lang w:val="en-US"/>
+        </w:rPr>
+        <w:t>:</w:t>
       </w:r>
     </w:p>
     <w:tbl>
       <w:tblPr>
         <w:tblW w:w="0" w:type="auto"/>
-        <w:tblInd w:w="742" w:type="dxa"/>
+        <w:jc w:val="right"/>
         <w:tblBorders>
           <w:top w:val="single" w:sz="4" w:space="0" w:color="auto"/>
           <w:left w:val="single" w:sz="4" w:space="0" w:color="auto"/>
@@ -998,26 +1113,31 @@
         <w:tblLook w:val="0000" w:firstRow="0" w:lastRow="0" w:firstColumn="0" w:lastColumn="0" w:noHBand="0" w:noVBand="0"/>
       </w:tblPr>
       <w:tblGrid>
-        <w:gridCol w:w="3751"/>
-        <w:gridCol w:w="4247"/>
+        <w:gridCol w:w="3839"/>
+        <w:gridCol w:w="4348"/>
       </w:tblGrid>
       <w:tr>
         <w:trPr>
-          <w:trHeight w:val="1115"/>
+          <w:trHeight w:val="1211"/>
+          <w:jc w:val="right"/>
         </w:trPr>
         <w:tc>
           <w:tcPr>
-            <w:tcW w:w="3751" w:type="dxa"/>
+            <w:tcW w:w="3839" w:type="dxa"/>
           </w:tcPr>
           <w:p>
             <w:pPr>
               <w:spacing w:line="240" w:lineRule="auto"/>
               <w:rPr>
+                <w:b/>
+                <w:bCs/>
                 <w:lang w:val="en-US"/>
               </w:rPr>
             </w:pPr>
             <w:r>
               <w:rPr>
+                <w:b/>
+                <w:bCs/>
                 <w:lang w:val="en-US"/>
               </w:rPr>
               <w:t>Developer</w:t>
@@ -1040,17 +1160,21 @@
         </w:tc>
         <w:tc>
           <w:tcPr>
-            <w:tcW w:w="4247" w:type="dxa"/>
+            <w:tcW w:w="4348" w:type="dxa"/>
           </w:tcPr>
           <w:p>
             <w:pPr>
               <w:spacing w:line="240" w:lineRule="auto"/>
               <w:rPr>
+                <w:b/>
+                <w:bCs/>
                 <w:lang w:val="en-US"/>
               </w:rPr>
             </w:pPr>
             <w:r>
               <w:rPr>
+                <w:b/>
+                <w:bCs/>
                 <w:lang w:val="en-US"/>
               </w:rPr>
               <w:t>Tester</w:t>
@@ -1571,6 +1695,119 @@
       </w:pPr>
     </w:lvl>
   </w:abstractNum>
+  <w:abstractNum w:abstractNumId="5" w15:restartNumberingAfterBreak="0">
+    <w:nsid w:val="7D980863"/>
+    <w:multiLevelType w:val="hybridMultilevel"/>
+    <w:tmpl w:val="DC182094"/>
+    <w:lvl w:ilvl="0" w:tplc="40090001">
+      <w:start w:val="1"/>
+      <w:numFmt w:val="bullet"/>
+      <w:lvlText w:val=""/>
+      <w:lvlJc w:val="left"/>
+      <w:pPr>
+        <w:ind w:left="2160" w:hanging="360"/>
+      </w:pPr>
+      <w:rPr>
+        <w:rFonts w:ascii="Symbol" w:hAnsi="Symbol" w:hint="default"/>
+      </w:rPr>
+    </w:lvl>
+    <w:lvl w:ilvl="1" w:tplc="40090003" w:tentative="1">
+      <w:start w:val="1"/>
+      <w:numFmt w:val="bullet"/>
+      <w:lvlText w:val="o"/>
+      <w:lvlJc w:val="left"/>
+      <w:pPr>
+        <w:ind w:left="2880" w:hanging="360"/>
+      </w:pPr>
+      <w:rPr>
+        <w:rFonts w:ascii="Courier New" w:hAnsi="Courier New" w:cs="Courier New" w:hint="default"/>
+      </w:rPr>
+    </w:lvl>
+    <w:lvl w:ilvl="2" w:tplc="40090005" w:tentative="1">
+      <w:start w:val="1"/>
+      <w:numFmt w:val="bullet"/>
+      <w:lvlText w:val=""/>
+      <w:lvlJc w:val="left"/>
+      <w:pPr>
+        <w:ind w:left="3600" w:hanging="360"/>
+      </w:pPr>
+      <w:rPr>
+        <w:rFonts w:ascii="Wingdings" w:hAnsi="Wingdings" w:hint="default"/>
+      </w:rPr>
+    </w:lvl>
+    <w:lvl w:ilvl="3" w:tplc="40090001" w:tentative="1">
+      <w:start w:val="1"/>
+      <w:numFmt w:val="bullet"/>
+      <w:lvlText w:val=""/>
+      <w:lvlJc w:val="left"/>
+      <w:pPr>
+        <w:ind w:left="4320" w:hanging="360"/>
+      </w:pPr>
+      <w:rPr>
+        <w:rFonts w:ascii="Symbol" w:hAnsi="Symbol" w:hint="default"/>
+      </w:rPr>
+    </w:lvl>
+    <w:lvl w:ilvl="4" w:tplc="40090003" w:tentative="1">
+      <w:start w:val="1"/>
+      <w:numFmt w:val="bullet"/>
+      <w:lvlText w:val="o"/>
+      <w:lvlJc w:val="left"/>
+      <w:pPr>
+        <w:ind w:left="5040" w:hanging="360"/>
+      </w:pPr>
+      <w:rPr>
+        <w:rFonts w:ascii="Courier New" w:hAnsi="Courier New" w:cs="Courier New" w:hint="default"/>
+      </w:rPr>
+    </w:lvl>
+    <w:lvl w:ilvl="5" w:tplc="40090005" w:tentative="1">
+      <w:start w:val="1"/>
+      <w:numFmt w:val="bullet"/>
+      <w:lvlText w:val=""/>
+      <w:lvlJc w:val="left"/>
+      <w:pPr>
+        <w:ind w:left="5760" w:hanging="360"/>
+      </w:pPr>
+      <w:rPr>
+        <w:rFonts w:ascii="Wingdings" w:hAnsi="Wingdings" w:hint="default"/>
+      </w:rPr>
+    </w:lvl>
+    <w:lvl w:ilvl="6" w:tplc="40090001" w:tentative="1">
+      <w:start w:val="1"/>
+      <w:numFmt w:val="bullet"/>
+      <w:lvlText w:val=""/>
+      <w:lvlJc w:val="left"/>
+      <w:pPr>
+        <w:ind w:left="6480" w:hanging="360"/>
+      </w:pPr>
+      <w:rPr>
+        <w:rFonts w:ascii="Symbol" w:hAnsi="Symbol" w:hint="default"/>
+      </w:rPr>
+    </w:lvl>
+    <w:lvl w:ilvl="7" w:tplc="40090003" w:tentative="1">
+      <w:start w:val="1"/>
+      <w:numFmt w:val="bullet"/>
+      <w:lvlText w:val="o"/>
+      <w:lvlJc w:val="left"/>
+      <w:pPr>
+        <w:ind w:left="7200" w:hanging="360"/>
+      </w:pPr>
+      <w:rPr>
+        <w:rFonts w:ascii="Courier New" w:hAnsi="Courier New" w:cs="Courier New" w:hint="default"/>
+      </w:rPr>
+    </w:lvl>
+    <w:lvl w:ilvl="8" w:tplc="40090005" w:tentative="1">
+      <w:start w:val="1"/>
+      <w:numFmt w:val="bullet"/>
+      <w:lvlText w:val=""/>
+      <w:lvlJc w:val="left"/>
+      <w:pPr>
+        <w:ind w:left="7920" w:hanging="360"/>
+      </w:pPr>
+      <w:rPr>
+        <w:rFonts w:ascii="Wingdings" w:hAnsi="Wingdings" w:hint="default"/>
+      </w:rPr>
+    </w:lvl>
+  </w:abstractNum>
   <w:num w:numId="1" w16cid:durableId="1098407581">
     <w:abstractNumId w:val="3"/>
   </w:num>
@@ -1585,6 +1822,9 @@
   </w:num>
   <w:num w:numId="5" w16cid:durableId="164445942">
     <w:abstractNumId w:val="0"/>
+  </w:num>
+  <w:num w:numId="6" w16cid:durableId="430929827">
+    <w:abstractNumId w:val="5"/>
   </w:num>
 </w:numbering>
 </file>
